--- a/Docs/Meeting Log.docx
+++ b/Docs/Meeting Log.docx
@@ -7,12 +7,839 @@
         <w:pStyle w:val="Heading1"/>
         <w:rPr/>
       </w:pPr>
-      <w:bookmarkStart w:colFirst="0" w:colLast="0" w:name="_vjxov73meh23" w:id="0"/>
+      <w:bookmarkStart w:colFirst="0" w:colLast="0" w:name="_z21ev8brgj48" w:id="0"/>
       <w:bookmarkEnd w:id="0"/>
       <w:r>
         <w:rPr>
           <w:rtl w:val="0"/>
         </w:rPr>
+        <w:t xml:space="preserve">Meeting - 29/05/2026</w:t>
+      </w:r>
+    </w:p>
+    <w:p>
+      <w:pPr>
+        <w:pStyle w:val="Heading2"/>
+        <w:rPr/>
+      </w:pPr>
+      <w:bookmarkStart w:colFirst="0" w:colLast="0" w:name="_o46yuk50j441" w:id="1"/>
+      <w:bookmarkEnd w:id="1"/>
+      <w:r>
+        <w:rPr>
+          <w:rtl w:val="0"/>
+        </w:rPr>
+        <w:t xml:space="preserve">Updates:</w:t>
+      </w:r>
+    </w:p>
+    <w:p>
+      <w:pPr>
+        <w:rPr/>
+      </w:pPr>
+      <w:r>
+        <w:rPr>
+          <w:rtl w:val="0"/>
+        </w:rPr>
+        <w:t xml:space="preserve">Since the last meeting, we have accomplished:</w:t>
+      </w:r>
+    </w:p>
+    <w:p>
+      <w:pPr>
+        <w:numPr>
+          <w:ilvl w:val="0"/>
+          <w:numId w:val="1"/>
+        </w:numPr>
+        <w:ind w:left="720" w:hanging="360"/>
+        <w:rPr>
+          <w:u w:val="none"/>
+        </w:rPr>
+      </w:pPr>
+      <w:r>
+        <w:rPr>
+          <w:rtl w:val="0"/>
+        </w:rPr>
+        <w:t xml:space="preserve">Implemented a multi-layer planner based on the SafeAgentBench repository for executing AI2-THOR tasks given abstract input.</w:t>
+      </w:r>
+    </w:p>
+    <w:p>
+      <w:pPr>
+        <w:numPr>
+          <w:ilvl w:val="0"/>
+          <w:numId w:val="1"/>
+        </w:numPr>
+        <w:ind w:left="720" w:hanging="360"/>
+        <w:rPr>
+          <w:u w:val="none"/>
+        </w:rPr>
+      </w:pPr>
+      <w:r>
+        <w:rPr>
+          <w:rtl w:val="0"/>
+        </w:rPr>
+        <w:t xml:space="preserve">Added a .jsonl file from SafeAgentBench to serve as input for the action planner.</w:t>
+      </w:r>
+    </w:p>
+    <w:p>
+      <w:pPr>
+        <w:numPr>
+          <w:ilvl w:val="0"/>
+          <w:numId w:val="1"/>
+        </w:numPr>
+        <w:ind w:left="720" w:hanging="360"/>
+        <w:rPr>
+          <w:u w:val="none"/>
+        </w:rPr>
+      </w:pPr>
+      <w:r>
+        <w:rPr>
+          <w:rtl w:val="0"/>
+        </w:rPr>
+        <w:t xml:space="preserve">Found an LTL rule checker library.</w:t>
+      </w:r>
+    </w:p>
+    <w:p>
+      <w:pPr>
+        <w:numPr>
+          <w:ilvl w:val="0"/>
+          <w:numId w:val="1"/>
+        </w:numPr>
+        <w:ind w:left="720" w:hanging="360"/>
+        <w:rPr>
+          <w:u w:val="none"/>
+        </w:rPr>
+      </w:pPr>
+      <w:r>
+        <w:rPr>
+          <w:rtl w:val="0"/>
+        </w:rPr>
+        <w:t xml:space="preserve">Implemented an algorithm which translates the traces to a format accepted by the rule checker.</w:t>
+      </w:r>
+    </w:p>
+    <w:p>
+      <w:pPr>
+        <w:numPr>
+          <w:ilvl w:val="0"/>
+          <w:numId w:val="1"/>
+        </w:numPr>
+        <w:ind w:left="720" w:hanging="360"/>
+        <w:rPr>
+          <w:u w:val="none"/>
+        </w:rPr>
+      </w:pPr>
+      <w:r>
+        <w:rPr>
+          <w:rtl w:val="0"/>
+        </w:rPr>
+        <w:t xml:space="preserve">Manage to generate LTL “templates” rules using LLM</w:t>
+      </w:r>
+    </w:p>
+    <w:p>
+      <w:pPr>
+        <w:numPr>
+          <w:ilvl w:val="0"/>
+          <w:numId w:val="1"/>
+        </w:numPr>
+        <w:ind w:left="720" w:hanging="360"/>
+        <w:rPr>
+          <w:u w:val="none"/>
+        </w:rPr>
+      </w:pPr>
+      <w:r>
+        <w:rPr>
+          <w:rtl w:val="0"/>
+        </w:rPr>
+        <w:t xml:space="preserve">Found an LTL library for checking traces, called “flloat”</w:t>
+      </w:r>
+    </w:p>
+    <w:p>
+      <w:pPr>
+        <w:numPr>
+          <w:ilvl w:val="0"/>
+          <w:numId w:val="1"/>
+        </w:numPr>
+        <w:ind w:left="720" w:hanging="360"/>
+        <w:rPr>
+          <w:u w:val="none"/>
+        </w:rPr>
+      </w:pPr>
+      <w:r>
+        <w:rPr>
+          <w:rtl w:val="0"/>
+        </w:rPr>
+        <w:t xml:space="preserve">Made an initial version of the algorithm to create runtime LTL rules based on the templates and the world predicates</w:t>
+      </w:r>
+    </w:p>
+    <w:p>
+      <w:pPr>
+        <w:ind w:left="0" w:firstLine="0"/>
+        <w:rPr/>
+      </w:pPr>
+      <w:r>
+        <w:rPr>
+          <w:rtl w:val="0"/>
+        </w:rPr>
+      </w:r>
+    </w:p>
+    <w:p>
+      <w:pPr>
+        <w:pStyle w:val="Heading2"/>
+        <w:rPr/>
+      </w:pPr>
+      <w:bookmarkStart w:colFirst="0" w:colLast="0" w:name="_xd5hx43615zg" w:id="2"/>
+      <w:bookmarkEnd w:id="2"/>
+      <w:r>
+        <w:rPr>
+          <w:rtl w:val="0"/>
+        </w:rPr>
+        <w:t xml:space="preserve">Current challenges:</w:t>
+      </w:r>
+    </w:p>
+    <w:p>
+      <w:pPr>
+        <w:ind w:left="0" w:firstLine="0"/>
+        <w:rPr/>
+      </w:pPr>
+      <w:r>
+        <w:rPr>
+          <w:rtl w:val="0"/>
+        </w:rPr>
+        <w:t xml:space="preserve">Regarding LTL checking, we don't know whether:</w:t>
+      </w:r>
+    </w:p>
+    <w:p>
+      <w:pPr>
+        <w:numPr>
+          <w:ilvl w:val="0"/>
+          <w:numId w:val="2"/>
+        </w:numPr>
+        <w:ind w:left="720" w:hanging="360"/>
+        <w:rPr>
+          <w:u w:val="none"/>
+        </w:rPr>
+      </w:pPr>
+      <w:r>
+        <w:rPr>
+          <w:rtl w:val="0"/>
+        </w:rPr>
+        <w:t xml:space="preserve">The checking library used will be good enough for our project</w:t>
+      </w:r>
+    </w:p>
+    <w:p>
+      <w:pPr>
+        <w:numPr>
+          <w:ilvl w:val="0"/>
+          <w:numId w:val="2"/>
+        </w:numPr>
+        <w:ind w:left="720" w:hanging="360"/>
+        <w:rPr>
+          <w:u w:val="none"/>
+        </w:rPr>
+      </w:pPr>
+      <w:r>
+        <w:rPr>
+          <w:rtl w:val="0"/>
+        </w:rPr>
+        <w:t xml:space="preserve">The current LTL rule generation pipeline is the desired approach</w:t>
+      </w:r>
+    </w:p>
+    <w:p>
+      <w:pPr>
+        <w:numPr>
+          <w:ilvl w:val="0"/>
+          <w:numId w:val="2"/>
+        </w:numPr>
+        <w:ind w:left="720" w:hanging="360"/>
+        <w:rPr>
+          <w:u w:val="none"/>
+        </w:rPr>
+      </w:pPr>
+      <w:r>
+        <w:rPr>
+          <w:rtl w:val="0"/>
+        </w:rPr>
+        <w:t xml:space="preserve">The generated rule templates are good enough</w:t>
+      </w:r>
+    </w:p>
+    <w:p>
+      <w:pPr>
+        <w:pStyle w:val="Heading2"/>
+        <w:rPr/>
+      </w:pPr>
+      <w:bookmarkStart w:colFirst="0" w:colLast="0" w:name="_lfg4kpqyxnit" w:id="3"/>
+      <w:bookmarkEnd w:id="3"/>
+      <w:r>
+        <w:rPr>
+          <w:rtl w:val="0"/>
+        </w:rPr>
+        <w:t xml:space="preserve">Next steps:</w:t>
+      </w:r>
+    </w:p>
+    <w:p>
+      <w:pPr>
+        <w:numPr>
+          <w:ilvl w:val="0"/>
+          <w:numId w:val="9"/>
+        </w:numPr>
+        <w:ind w:left="720" w:hanging="360"/>
+        <w:rPr>
+          <w:u w:val="none"/>
+        </w:rPr>
+      </w:pPr>
+      <w:r>
+        <w:rPr>
+          <w:rtl w:val="0"/>
+        </w:rPr>
+        <w:t xml:space="preserve">Finish the LTL rule checker algorithm</w:t>
+      </w:r>
+    </w:p>
+    <w:p>
+      <w:pPr>
+        <w:numPr>
+          <w:ilvl w:val="0"/>
+          <w:numId w:val="9"/>
+        </w:numPr>
+        <w:ind w:left="720" w:hanging="360"/>
+        <w:rPr>
+          <w:u w:val="none"/>
+        </w:rPr>
+      </w:pPr>
+      <w:r>
+        <w:rPr>
+          <w:rtl w:val="0"/>
+        </w:rPr>
+        <w:t xml:space="preserve">(Maybe) Improve the current LTL rules</w:t>
+      </w:r>
+    </w:p>
+    <w:p>
+      <w:pPr>
+        <w:ind w:left="0" w:firstLine="0"/>
+        <w:rPr/>
+      </w:pPr>
+      <w:r>
+        <w:rPr>
+          <w:rtl w:val="0"/>
+        </w:rPr>
+      </w:r>
+    </w:p>
+    <w:p>
+      <w:pPr>
+        <w:pStyle w:val="Heading1"/>
+        <w:rPr/>
+      </w:pPr>
+      <w:bookmarkStart w:colFirst="0" w:colLast="0" w:name="_a73n25p5gevs" w:id="4"/>
+      <w:bookmarkEnd w:id="4"/>
+      <w:r>
+        <w:rPr>
+          <w:rtl w:val="0"/>
+        </w:rPr>
+      </w:r>
+    </w:p>
+    <w:p>
+      <w:pPr>
+        <w:pStyle w:val="Heading1"/>
+        <w:rPr/>
+      </w:pPr>
+      <w:bookmarkStart w:colFirst="0" w:colLast="0" w:name="_8g9kr1n678pw" w:id="5"/>
+      <w:bookmarkEnd w:id="5"/>
+      <w:r>
+        <w:rPr>
+          <w:rtl w:val="0"/>
+        </w:rPr>
+        <w:t xml:space="preserve">Meeting - 08/05/2026</w:t>
+      </w:r>
+    </w:p>
+    <w:p>
+      <w:pPr>
+        <w:rPr/>
+      </w:pPr>
+      <w:r>
+        <w:rPr>
+          <w:rtl w:val="0"/>
+        </w:rPr>
+      </w:r>
+    </w:p>
+    <w:p>
+      <w:pPr>
+        <w:pStyle w:val="Heading2"/>
+        <w:rPr/>
+      </w:pPr>
+      <w:bookmarkStart w:colFirst="0" w:colLast="0" w:name="_ws9q82a4djw3" w:id="6"/>
+      <w:bookmarkEnd w:id="6"/>
+      <w:r>
+        <w:rPr>
+          <w:rtl w:val="0"/>
+        </w:rPr>
+        <w:t xml:space="preserve">Updates:</w:t>
+      </w:r>
+    </w:p>
+    <w:p>
+      <w:pPr>
+        <w:rPr/>
+      </w:pPr>
+      <w:r>
+        <w:rPr>
+          <w:rtl w:val="0"/>
+        </w:rPr>
+        <w:t xml:space="preserve">Since the last meeting, we have accomplished:</w:t>
+      </w:r>
+    </w:p>
+    <w:p>
+      <w:pPr>
+        <w:rPr/>
+      </w:pPr>
+      <w:r>
+        <w:rPr>
+          <w:rtl w:val="0"/>
+        </w:rPr>
+      </w:r>
+    </w:p>
+    <w:p>
+      <w:pPr>
+        <w:numPr>
+          <w:ilvl w:val="0"/>
+          <w:numId w:val="7"/>
+        </w:numPr>
+        <w:ind w:left="720" w:hanging="360"/>
+        <w:rPr>
+          <w:sz w:val="22"/>
+          <w:szCs w:val="22"/>
+        </w:rPr>
+      </w:pPr>
+      <w:r>
+        <w:rPr>
+          <w:rtl w:val="0"/>
+        </w:rPr>
+        <w:t xml:space="preserve">Tested AI2-THOR as the simulation environment and LangGraph as agent framework</w:t>
+      </w:r>
+    </w:p>
+    <w:p>
+      <w:pPr>
+        <w:numPr>
+          <w:ilvl w:val="0"/>
+          <w:numId w:val="7"/>
+        </w:numPr>
+        <w:ind w:left="720" w:hanging="360"/>
+        <w:rPr>
+          <w:sz w:val="22"/>
+          <w:szCs w:val="22"/>
+        </w:rPr>
+      </w:pPr>
+      <w:r>
+        <w:rPr>
+          <w:rtl w:val="0"/>
+        </w:rPr>
+        <w:t xml:space="preserve">Implemented a TraceCollector that wraps env.step() and logs each agent-environment interaction as JSONL</w:t>
+      </w:r>
+    </w:p>
+    <w:p>
+      <w:pPr>
+        <w:numPr>
+          <w:ilvl w:val="0"/>
+          <w:numId w:val="7"/>
+        </w:numPr>
+        <w:ind w:left="720" w:hanging="360"/>
+        <w:rPr>
+          <w:sz w:val="22"/>
+          <w:szCs w:val="22"/>
+        </w:rPr>
+      </w:pPr>
+      <w:r>
+        <w:rPr>
+          <w:rtl w:val="0"/>
+        </w:rPr>
+        <w:t xml:space="preserve">Built scenario_1_hardcoded demonstrating navigation to and interaction with a hazardous object (knife)</w:t>
+      </w:r>
+    </w:p>
+    <w:p>
+      <w:pPr>
+        <w:numPr>
+          <w:ilvl w:val="0"/>
+          <w:numId w:val="7"/>
+        </w:numPr>
+        <w:ind w:left="720" w:hanging="360"/>
+        <w:rPr>
+          <w:sz w:val="22"/>
+          <w:szCs w:val="22"/>
+        </w:rPr>
+      </w:pPr>
+      <w:r>
+        <w:rPr>
+          <w:rtl w:val="0"/>
+        </w:rPr>
+        <w:t xml:space="preserve">Built scenario_2_autonomous where the LLM observes the scene at each step and decides actions autonomously</w:t>
+      </w:r>
+    </w:p>
+    <w:p>
+      <w:pPr>
+        <w:numPr>
+          <w:ilvl w:val="0"/>
+          <w:numId w:val="7"/>
+        </w:numPr>
+        <w:ind w:left="720" w:hanging="360"/>
+        <w:rPr>
+          <w:sz w:val="22"/>
+          <w:szCs w:val="22"/>
+        </w:rPr>
+      </w:pPr>
+      <w:r>
+        <w:rPr>
+          <w:rtl w:val="0"/>
+        </w:rPr>
+        <w:t xml:space="preserve">Tested Ollama locally for development; Tested Gemini 2.5 Flash (~1300 tokens/step)</w:t>
+      </w:r>
+    </w:p>
+    <w:p>
+      <w:pPr>
+        <w:pStyle w:val="Heading2"/>
+        <w:rPr/>
+      </w:pPr>
+      <w:bookmarkStart w:colFirst="0" w:colLast="0" w:name="_ix9qpc3y76uf" w:id="7"/>
+      <w:bookmarkEnd w:id="7"/>
+      <w:r>
+        <w:rPr>
+          <w:rtl w:val="0"/>
+        </w:rPr>
+        <w:t xml:space="preserve">Current challenges:</w:t>
+      </w:r>
+    </w:p>
+    <w:p>
+      <w:pPr>
+        <w:numPr>
+          <w:ilvl w:val="0"/>
+          <w:numId w:val="4"/>
+        </w:numPr>
+        <w:ind w:left="720" w:hanging="360"/>
+        <w:rPr>
+          <w:sz w:val="22"/>
+          <w:szCs w:val="22"/>
+        </w:rPr>
+      </w:pPr>
+      <w:r>
+        <w:rPr>
+          <w:rtl w:val="0"/>
+        </w:rPr>
+        <w:t xml:space="preserve">Agent still requires navigation hints</w:t>
+      </w:r>
+    </w:p>
+    <w:p>
+      <w:pPr>
+        <w:numPr>
+          <w:ilvl w:val="0"/>
+          <w:numId w:val="4"/>
+        </w:numPr>
+        <w:ind w:left="720" w:hanging="360"/>
+        <w:rPr>
+          <w:u w:val="none"/>
+        </w:rPr>
+      </w:pPr>
+      <w:r>
+        <w:rPr>
+          <w:rtl w:val="0"/>
+        </w:rPr>
+        <w:t xml:space="preserve">SafeAgentBench </w:t>
+      </w:r>
+    </w:p>
+    <w:p>
+      <w:pPr>
+        <w:numPr>
+          <w:ilvl w:val="0"/>
+          <w:numId w:val="4"/>
+        </w:numPr>
+        <w:ind w:left="720" w:hanging="360"/>
+        <w:rPr>
+          <w:u w:val="none"/>
+        </w:rPr>
+      </w:pPr>
+      <w:r>
+        <w:rPr>
+          <w:rtl w:val="0"/>
+        </w:rPr>
+        <w:t xml:space="preserve">Set LTL/CTL properties vocabulary</w:t>
+      </w:r>
+    </w:p>
+    <w:p>
+      <w:pPr>
+        <w:pStyle w:val="Heading2"/>
+        <w:rPr/>
+      </w:pPr>
+      <w:bookmarkStart w:colFirst="0" w:colLast="0" w:name="_5sg5d1nlityy" w:id="8"/>
+      <w:bookmarkEnd w:id="8"/>
+      <w:r>
+        <w:rPr>
+          <w:rtl w:val="0"/>
+        </w:rPr>
+        <w:t xml:space="preserve">Modules</w:t>
+      </w:r>
+    </w:p>
+    <w:p>
+      <w:pPr>
+        <w:numPr>
+          <w:ilvl w:val="0"/>
+          <w:numId w:val="13"/>
+        </w:numPr>
+        <w:spacing w:after="0" w:afterAutospacing="0" w:before="240" w:lineRule="auto"/>
+        <w:ind w:left="1440" w:hanging="360"/>
+      </w:pPr>
+      <w:r>
+        <w:rPr>
+          <w:b w:val="1"/>
+          <w:bCs w:val="1"/>
+          <w:rtl w:val="0"/>
+        </w:rPr>
+        <w:t xml:space="preserve">Trace collector</w:t>
+      </w:r>
+      <w:r>
+        <w:rPr>
+          <w:rtl w:val="0"/>
+        </w:rPr>
+        <w:t xml:space="preserve"> that logs agent-environment interactions in a structured form (e.g. JSON, world model).</w:t>
+      </w:r>
+    </w:p>
+    <w:p>
+      <w:pPr>
+        <w:numPr>
+          <w:ilvl w:val="0"/>
+          <w:numId w:val="13"/>
+        </w:numPr>
+        <w:spacing w:after="0" w:afterAutospacing="0" w:before="0" w:beforeAutospacing="0" w:lineRule="auto"/>
+        <w:ind w:left="1440" w:hanging="360"/>
+      </w:pPr>
+      <w:r>
+        <w:rPr>
+          <w:rtl w:val="0"/>
+        </w:rPr>
+        <w:t xml:space="preserve">A module that uses an LLM to automatically generate LTL properties from contextual traces and rules.</w:t>
+      </w:r>
+    </w:p>
+    <w:p>
+      <w:pPr>
+        <w:numPr>
+          <w:ilvl w:val="0"/>
+          <w:numId w:val="13"/>
+        </w:numPr>
+        <w:spacing w:after="0" w:afterAutospacing="0" w:before="0" w:beforeAutospacing="0" w:lineRule="auto"/>
+        <w:ind w:left="1440" w:hanging="360"/>
+      </w:pPr>
+      <w:r>
+        <w:rPr>
+          <w:rtl w:val="0"/>
+        </w:rPr>
+        <w:t xml:space="preserve">A temporal trace checker for LTL properties</w:t>
+      </w:r>
+    </w:p>
+    <w:p>
+      <w:pPr>
+        <w:numPr>
+          <w:ilvl w:val="0"/>
+          <w:numId w:val="13"/>
+        </w:numPr>
+        <w:spacing w:after="0" w:afterAutospacing="0" w:before="0" w:beforeAutospacing="0" w:lineRule="auto"/>
+        <w:ind w:left="1440" w:hanging="360"/>
+      </w:pPr>
+      <w:r>
+        <w:rPr>
+          <w:rtl w:val="0"/>
+        </w:rPr>
+        <w:t xml:space="preserve">A violation reporting system (with highlight, natural-language explanation).</w:t>
+      </w:r>
+    </w:p>
+    <w:p>
+      <w:pPr>
+        <w:numPr>
+          <w:ilvl w:val="0"/>
+          <w:numId w:val="13"/>
+        </w:numPr>
+        <w:spacing w:after="240" w:before="0" w:beforeAutospacing="0" w:lineRule="auto"/>
+        <w:ind w:left="1440" w:hanging="360"/>
+      </w:pPr>
+      <w:r>
+        <w:rPr>
+          <w:rtl w:val="0"/>
+        </w:rPr>
+        <w:t xml:space="preserve">A runtime temporal monitor that interrupts unsafe behaviors in real time.</w:t>
+      </w:r>
+    </w:p>
+    <w:p>
+      <w:pPr>
+        <w:pStyle w:val="Heading2"/>
+        <w:rPr/>
+      </w:pPr>
+      <w:bookmarkStart w:colFirst="0" w:colLast="0" w:name="_78wnubacaoi0" w:id="9"/>
+      <w:bookmarkEnd w:id="9"/>
+      <w:r>
+        <w:rPr>
+          <w:rtl w:val="0"/>
+        </w:rPr>
+        <w:t xml:space="preserve">Next steps:</w:t>
+      </w:r>
+    </w:p>
+    <w:p>
+      <w:pPr>
+        <w:ind w:left="0" w:firstLine="0"/>
+        <w:rPr/>
+      </w:pPr>
+      <w:r>
+        <w:rPr>
+          <w:rtl w:val="0"/>
+        </w:rPr>
+      </w:r>
+    </w:p>
+    <w:p>
+      <w:pPr>
+        <w:numPr>
+          <w:ilvl w:val="0"/>
+          <w:numId w:val="6"/>
+        </w:numPr>
+        <w:ind w:left="720" w:hanging="360"/>
+        <w:rPr>
+          <w:sz w:val="22"/>
+          <w:szCs w:val="22"/>
+        </w:rPr>
+      </w:pPr>
+      <w:r>
+        <w:rPr>
+          <w:rtl w:val="0"/>
+        </w:rPr>
+        <w:t xml:space="preserve">Begin Module 2: LLM-assisted LTL/CTL property generation from environment!</w:t>
+      </w:r>
+    </w:p>
+    <w:p>
+      <w:pPr>
+        <w:numPr>
+          <w:ilvl w:val="0"/>
+          <w:numId w:val="6"/>
+        </w:numPr>
+        <w:ind w:left="720" w:hanging="360"/>
+        <w:rPr>
+          <w:sz w:val="22"/>
+          <w:szCs w:val="22"/>
+        </w:rPr>
+      </w:pPr>
+      <w:r>
+        <w:rPr>
+          <w:rtl w:val="0"/>
+        </w:rPr>
+        <w:t xml:space="preserve">traces</w:t>
+      </w:r>
+    </w:p>
+    <w:p>
+      <w:pPr>
+        <w:numPr>
+          <w:ilvl w:val="0"/>
+          <w:numId w:val="6"/>
+        </w:numPr>
+        <w:ind w:left="720" w:hanging="360"/>
+        <w:rPr>
+          <w:sz w:val="22"/>
+          <w:szCs w:val="22"/>
+        </w:rPr>
+      </w:pPr>
+      <w:r>
+        <w:rPr>
+          <w:rtl w:val="0"/>
+        </w:rPr>
+        <w:t xml:space="preserve">Run first benchmark on SafeAgentBench tasks</w:t>
+      </w:r>
+    </w:p>
+    <w:p>
+      <w:pPr>
+        <w:numPr>
+          <w:ilvl w:val="0"/>
+          <w:numId w:val="6"/>
+        </w:numPr>
+        <w:ind w:left="720" w:hanging="360"/>
+        <w:rPr>
+          <w:u w:val="none"/>
+        </w:rPr>
+      </w:pPr>
+      <w:r>
+        <w:rPr>
+          <w:rtl w:val="0"/>
+        </w:rPr>
+        <w:t xml:space="preserve">Check SafeAgentBench and AgentSpec</w:t>
+      </w:r>
+    </w:p>
+    <w:p>
+      <w:pPr>
+        <w:numPr>
+          <w:ilvl w:val="1"/>
+          <w:numId w:val="6"/>
+        </w:numPr>
+        <w:ind w:left="1440" w:hanging="360"/>
+        <w:rPr>
+          <w:u w:val="none"/>
+        </w:rPr>
+      </w:pPr>
+      <w:r>
+        <w:rPr>
+          <w:rtl w:val="0"/>
+        </w:rPr>
+        <w:t xml:space="preserve">They probably have a lot of reusable stuff</w:t>
+      </w:r>
+    </w:p>
+    <w:p>
+      <w:pPr>
+        <w:numPr>
+          <w:ilvl w:val="0"/>
+          <w:numId w:val="6"/>
+        </w:numPr>
+        <w:ind w:left="720" w:hanging="360"/>
+        <w:rPr>
+          <w:u w:val="none"/>
+        </w:rPr>
+      </w:pPr>
+      <w:r>
+        <w:rPr>
+          <w:rtl w:val="0"/>
+        </w:rPr>
+        <w:t xml:space="preserve">Use Visual LLM (multimodel) instead of only textual LLM</w:t>
+      </w:r>
+    </w:p>
+    <w:p>
+      <w:pPr>
+        <w:numPr>
+          <w:ilvl w:val="0"/>
+          <w:numId w:val="6"/>
+        </w:numPr>
+        <w:ind w:left="720" w:hanging="360"/>
+        <w:rPr>
+          <w:u w:val="none"/>
+        </w:rPr>
+      </w:pPr>
+      <w:r>
+        <w:rPr>
+          <w:rtl w:val="0"/>
+        </w:rPr>
+        <w:t xml:space="preserve">Use common templates to </w:t>
+      </w:r>
+    </w:p>
+    <w:p>
+      <w:pPr>
+        <w:numPr>
+          <w:ilvl w:val="0"/>
+          <w:numId w:val="6"/>
+        </w:numPr>
+        <w:ind w:left="720" w:hanging="360"/>
+        <w:rPr>
+          <w:u w:val="none"/>
+        </w:rPr>
+      </w:pPr>
+      <w:r>
+        <w:rPr>
+          <w:rtl w:val="0"/>
+        </w:rPr>
+        <w:t xml:space="preserve">Model Checker takes traces, LTL rules and gives a kind of boolean output (violates rules or not) - LTL Model checker</w:t>
+      </w:r>
+    </w:p>
+    <w:p>
+      <w:pPr>
+        <w:pStyle w:val="Heading1"/>
+        <w:rPr/>
+      </w:pPr>
+      <w:bookmarkStart w:colFirst="0" w:colLast="0" w:name="_vjxov73meh23" w:id="10"/>
+      <w:bookmarkEnd w:id="10"/>
+      <w:r>
+        <w:rPr>
+          <w:rtl w:val="0"/>
+        </w:rPr>
         <w:t xml:space="preserve">Meeting - 01/04/2026</w:t>
       </w:r>
     </w:p>
@@ -21,8 +848,8 @@
         <w:pStyle w:val="Heading2"/>
         <w:rPr/>
       </w:pPr>
-      <w:bookmarkStart w:colFirst="0" w:colLast="0" w:name="_mj2nls6sosz1" w:id="1"/>
-      <w:bookmarkEnd w:id="1"/>
+      <w:bookmarkStart w:colFirst="0" w:colLast="0" w:name="_mj2nls6sosz1" w:id="11"/>
+      <w:bookmarkEnd w:id="11"/>
       <w:r>
         <w:rPr>
           <w:rtl w:val="0"/>
@@ -45,7 +872,7 @@
       <w:pPr>
         <w:numPr>
           <w:ilvl w:val="0"/>
-          <w:numId w:val="3"/>
+          <w:numId w:val="8"/>
         </w:numPr>
         <w:ind w:left="720" w:hanging="360"/>
       </w:pPr>
@@ -60,7 +887,7 @@
       <w:pPr>
         <w:numPr>
           <w:ilvl w:val="0"/>
-          <w:numId w:val="3"/>
+          <w:numId w:val="8"/>
         </w:numPr>
         <w:ind w:left="720" w:hanging="360"/>
       </w:pPr>
@@ -75,7 +902,7 @@
       <w:pPr>
         <w:numPr>
           <w:ilvl w:val="0"/>
-          <w:numId w:val="3"/>
+          <w:numId w:val="8"/>
         </w:numPr>
         <w:ind w:left="720" w:hanging="360"/>
       </w:pPr>
@@ -115,8 +942,8 @@
         <w:jc w:val="both"/>
         <w:rPr/>
       </w:pPr>
-      <w:bookmarkStart w:colFirst="0" w:colLast="0" w:name="_tyln409m4pac" w:id="2"/>
-      <w:bookmarkEnd w:id="2"/>
+      <w:bookmarkStart w:colFirst="0" w:colLast="0" w:name="_tyln409m4pac" w:id="12"/>
+      <w:bookmarkEnd w:id="12"/>
       <w:r>
         <w:rPr>
           <w:rtl w:val="0"/>
@@ -153,8 +980,8 @@
         <w:jc w:val="both"/>
         <w:rPr/>
       </w:pPr>
-      <w:bookmarkStart w:colFirst="0" w:colLast="0" w:name="_v3eeakedz10l" w:id="3"/>
-      <w:bookmarkEnd w:id="3"/>
+      <w:bookmarkStart w:colFirst="0" w:colLast="0" w:name="_v3eeakedz10l" w:id="13"/>
+      <w:bookmarkEnd w:id="13"/>
       <w:r>
         <w:rPr>
           <w:rtl w:val="0"/>
@@ -203,8 +1030,8 @@
         <w:jc w:val="both"/>
         <w:rPr/>
       </w:pPr>
-      <w:bookmarkStart w:colFirst="0" w:colLast="0" w:name="_yiwsvss9c3pe" w:id="4"/>
-      <w:bookmarkEnd w:id="4"/>
+      <w:bookmarkStart w:colFirst="0" w:colLast="0" w:name="_yiwsvss9c3pe" w:id="14"/>
+      <w:bookmarkEnd w:id="14"/>
       <w:r>
         <w:rPr>
           <w:rtl w:val="0"/>
@@ -241,8 +1068,8 @@
         <w:jc w:val="both"/>
         <w:rPr/>
       </w:pPr>
-      <w:bookmarkStart w:colFirst="0" w:colLast="0" w:name="_t5tzefgj42zi" w:id="5"/>
-      <w:bookmarkEnd w:id="5"/>
+      <w:bookmarkStart w:colFirst="0" w:colLast="0" w:name="_t5tzefgj42zi" w:id="15"/>
+      <w:bookmarkEnd w:id="15"/>
       <w:r>
         <w:rPr>
           <w:rtl w:val="0"/>
@@ -254,7 +1081,7 @@
       <w:pPr>
         <w:numPr>
           <w:ilvl w:val="0"/>
-          <w:numId w:val="8"/>
+          <w:numId w:val="14"/>
         </w:numPr>
         <w:ind w:left="720" w:hanging="360"/>
         <w:jc w:val="both"/>
@@ -284,7 +1111,7 @@
       <w:pPr>
         <w:numPr>
           <w:ilvl w:val="0"/>
-          <w:numId w:val="8"/>
+          <w:numId w:val="14"/>
         </w:numPr>
         <w:ind w:left="720" w:hanging="360"/>
         <w:jc w:val="both"/>
@@ -315,8 +1142,8 @@
         <w:jc w:val="both"/>
         <w:rPr/>
       </w:pPr>
-      <w:bookmarkStart w:colFirst="0" w:colLast="0" w:name="_u1rzz6el0rfj" w:id="6"/>
-      <w:bookmarkEnd w:id="6"/>
+      <w:bookmarkStart w:colFirst="0" w:colLast="0" w:name="_u1rzz6el0rfj" w:id="16"/>
+      <w:bookmarkEnd w:id="16"/>
       <w:r>
         <w:rPr>
           <w:rtl w:val="0"/>
@@ -328,7 +1155,7 @@
       <w:pPr>
         <w:numPr>
           <w:ilvl w:val="0"/>
-          <w:numId w:val="4"/>
+          <w:numId w:val="10"/>
         </w:numPr>
         <w:ind w:left="720" w:hanging="360"/>
       </w:pPr>
@@ -343,7 +1170,7 @@
       <w:pPr>
         <w:numPr>
           <w:ilvl w:val="0"/>
-          <w:numId w:val="5"/>
+          <w:numId w:val="11"/>
         </w:numPr>
         <w:ind w:left="1440" w:hanging="360"/>
         <w:jc w:val="both"/>
@@ -359,7 +1186,7 @@
       <w:pPr>
         <w:numPr>
           <w:ilvl w:val="0"/>
-          <w:numId w:val="5"/>
+          <w:numId w:val="11"/>
         </w:numPr>
         <w:ind w:left="1440" w:hanging="360"/>
         <w:jc w:val="both"/>
@@ -375,7 +1202,7 @@
       <w:pPr>
         <w:numPr>
           <w:ilvl w:val="0"/>
-          <w:numId w:val="5"/>
+          <w:numId w:val="11"/>
         </w:numPr>
         <w:ind w:left="1440" w:hanging="360"/>
         <w:jc w:val="both"/>
@@ -403,7 +1230,7 @@
       <w:pPr>
         <w:numPr>
           <w:ilvl w:val="0"/>
-          <w:numId w:val="1"/>
+          <w:numId w:val="3"/>
         </w:numPr>
         <w:ind w:left="720" w:hanging="360"/>
       </w:pPr>
@@ -418,7 +1245,7 @@
       <w:pPr>
         <w:numPr>
           <w:ilvl w:val="1"/>
-          <w:numId w:val="1"/>
+          <w:numId w:val="3"/>
         </w:numPr>
         <w:ind w:left="1440" w:hanging="360"/>
       </w:pPr>
@@ -433,7 +1260,7 @@
       <w:pPr>
         <w:numPr>
           <w:ilvl w:val="0"/>
-          <w:numId w:val="7"/>
+          <w:numId w:val="13"/>
         </w:numPr>
         <w:spacing w:after="0" w:afterAutospacing="0"/>
         <w:ind w:left="1440" w:hanging="360"/>
@@ -449,7 +1276,7 @@
       <w:pPr>
         <w:numPr>
           <w:ilvl w:val="1"/>
-          <w:numId w:val="7"/>
+          <w:numId w:val="13"/>
         </w:numPr>
         <w:spacing w:after="0" w:afterAutospacing="0" w:before="0" w:beforeAutospacing="0" w:lineRule="auto"/>
         <w:ind w:left="2160" w:hanging="360"/>
@@ -473,7 +1300,7 @@
       <w:pPr>
         <w:numPr>
           <w:ilvl w:val="1"/>
-          <w:numId w:val="7"/>
+          <w:numId w:val="13"/>
         </w:numPr>
         <w:spacing w:after="0" w:afterAutospacing="0" w:before="0" w:beforeAutospacing="0" w:lineRule="auto"/>
         <w:ind w:left="2160" w:hanging="360"/>
@@ -489,7 +1316,7 @@
       <w:pPr>
         <w:numPr>
           <w:ilvl w:val="1"/>
-          <w:numId w:val="7"/>
+          <w:numId w:val="13"/>
         </w:numPr>
         <w:spacing w:after="0" w:afterAutospacing="0" w:before="0" w:beforeAutospacing="0" w:lineRule="auto"/>
         <w:ind w:left="2160" w:hanging="360"/>
@@ -505,7 +1332,7 @@
       <w:pPr>
         <w:numPr>
           <w:ilvl w:val="1"/>
-          <w:numId w:val="7"/>
+          <w:numId w:val="13"/>
         </w:numPr>
         <w:spacing w:after="0" w:afterAutospacing="0" w:before="0" w:beforeAutospacing="0" w:lineRule="auto"/>
         <w:ind w:left="2160" w:hanging="360"/>
@@ -521,7 +1348,7 @@
       <w:pPr>
         <w:numPr>
           <w:ilvl w:val="1"/>
-          <w:numId w:val="7"/>
+          <w:numId w:val="13"/>
         </w:numPr>
         <w:spacing w:after="0" w:afterAutospacing="0" w:before="0" w:beforeAutospacing="0" w:lineRule="auto"/>
         <w:ind w:left="2160" w:hanging="360"/>
@@ -537,7 +1364,7 @@
       <w:pPr>
         <w:numPr>
           <w:ilvl w:val="0"/>
-          <w:numId w:val="7"/>
+          <w:numId w:val="13"/>
         </w:numPr>
         <w:ind w:left="1440" w:hanging="360"/>
       </w:pPr>
@@ -552,7 +1379,7 @@
       <w:pPr>
         <w:numPr>
           <w:ilvl w:val="1"/>
-          <w:numId w:val="7"/>
+          <w:numId w:val="13"/>
         </w:numPr>
         <w:ind w:left="2160" w:hanging="360"/>
       </w:pPr>
@@ -567,7 +1394,7 @@
       <w:pPr>
         <w:numPr>
           <w:ilvl w:val="0"/>
-          <w:numId w:val="7"/>
+          <w:numId w:val="13"/>
         </w:numPr>
         <w:ind w:left="1440" w:hanging="360"/>
       </w:pPr>
@@ -582,7 +1409,7 @@
       <w:pPr>
         <w:numPr>
           <w:ilvl w:val="1"/>
-          <w:numId w:val="7"/>
+          <w:numId w:val="13"/>
         </w:numPr>
         <w:ind w:left="2160" w:hanging="360"/>
       </w:pPr>
@@ -597,7 +1424,7 @@
       <w:pPr>
         <w:numPr>
           <w:ilvl w:val="0"/>
-          <w:numId w:val="7"/>
+          <w:numId w:val="13"/>
         </w:numPr>
         <w:ind w:left="1440" w:hanging="360"/>
       </w:pPr>
@@ -612,7 +1439,7 @@
       <w:pPr>
         <w:numPr>
           <w:ilvl w:val="0"/>
-          <w:numId w:val="7"/>
+          <w:numId w:val="13"/>
         </w:numPr>
         <w:ind w:left="1440" w:hanging="360"/>
       </w:pPr>
@@ -638,7 +1465,7 @@
       <w:pPr>
         <w:numPr>
           <w:ilvl w:val="0"/>
-          <w:numId w:val="6"/>
+          <w:numId w:val="12"/>
         </w:numPr>
         <w:ind w:left="720" w:hanging="360"/>
       </w:pPr>
@@ -653,7 +1480,7 @@
       <w:pPr>
         <w:numPr>
           <w:ilvl w:val="1"/>
-          <w:numId w:val="6"/>
+          <w:numId w:val="12"/>
         </w:numPr>
         <w:ind w:left="1440" w:hanging="360"/>
         <w:rPr>
@@ -674,7 +1501,7 @@
       <w:pPr>
         <w:numPr>
           <w:ilvl w:val="1"/>
-          <w:numId w:val="6"/>
+          <w:numId w:val="12"/>
         </w:numPr>
         <w:ind w:left="1440" w:hanging="360"/>
         <w:rPr>
@@ -695,7 +1522,7 @@
       <w:pPr>
         <w:numPr>
           <w:ilvl w:val="0"/>
-          <w:numId w:val="2"/>
+          <w:numId w:val="5"/>
         </w:numPr>
         <w:ind w:left="1440" w:hanging="360"/>
       </w:pPr>
@@ -710,7 +1537,7 @@
       <w:pPr>
         <w:numPr>
           <w:ilvl w:val="0"/>
-          <w:numId w:val="2"/>
+          <w:numId w:val="5"/>
         </w:numPr>
         <w:ind w:left="1440" w:hanging="360"/>
       </w:pPr>
@@ -725,7 +1552,7 @@
       <w:pPr>
         <w:numPr>
           <w:ilvl w:val="0"/>
-          <w:numId w:val="2"/>
+          <w:numId w:val="5"/>
         </w:numPr>
         <w:ind w:left="1440" w:hanging="360"/>
       </w:pPr>
@@ -756,7 +1583,7 @@
       <w:pPr>
         <w:numPr>
           <w:ilvl w:val="0"/>
-          <w:numId w:val="2"/>
+          <w:numId w:val="5"/>
         </w:numPr>
         <w:ind w:left="1440" w:hanging="360"/>
       </w:pPr>
@@ -771,7 +1598,7 @@
       <w:pPr>
         <w:numPr>
           <w:ilvl w:val="0"/>
-          <w:numId w:val="2"/>
+          <w:numId w:val="5"/>
         </w:numPr>
         <w:ind w:left="1440" w:hanging="360"/>
       </w:pPr>
@@ -805,8 +1632,8 @@
         <w:pStyle w:val="Heading2"/>
         <w:rPr/>
       </w:pPr>
-      <w:bookmarkStart w:colFirst="0" w:colLast="0" w:name="_gzqnst1ya283" w:id="7"/>
-      <w:bookmarkEnd w:id="7"/>
+      <w:bookmarkStart w:colFirst="0" w:colLast="0" w:name="_gzqnst1ya283" w:id="17"/>
+      <w:bookmarkEnd w:id="17"/>
       <w:r>
         <w:br w:type="page"/>
       </w:r>
@@ -818,16 +1645,19 @@
     </w:p>
     <w:p>
       <w:pPr>
-        <w:pStyle w:val="Heading1"/>
-        <w:rPr/>
-      </w:pPr>
-      <w:bookmarkStart w:colFirst="0" w:colLast="0" w:name="_8g9kr1n678pw" w:id="8"/>
-      <w:bookmarkEnd w:id="8"/>
-      <w:r>
-        <w:rPr>
-          <w:rtl w:val="0"/>
-        </w:rPr>
-        <w:t xml:space="preserve">Meeting - xx/xx/2026</w:t>
+        <w:numPr>
+          <w:ilvl w:val="0"/>
+          <w:numId w:val="6"/>
+        </w:numPr>
+        <w:ind w:left="720" w:hanging="360"/>
+        <w:rPr>
+          <w:u w:val="none"/>
+        </w:rPr>
+      </w:pPr>
+      <w:r>
+        <w:rPr>
+          <w:rtl w:val="0"/>
+        </w:rPr>
       </w:r>
     </w:p>
     <w:sectPr>
@@ -844,8 +1674,8 @@
   <w:abstractNum w:abstractNumId="1">
     <w:lvl w:ilvl="0">
       <w:start w:val="1"/>
-      <w:numFmt w:val="bullet"/>
-      <w:lvlText w:val="●"/>
+      <w:numFmt w:val="decimal"/>
+      <w:lvlText w:val="%1."/>
       <w:lvlJc w:val="left"/>
       <w:pPr>
         <w:ind w:left="720" w:hanging="360"/>
@@ -856,8 +1686,8 @@
     </w:lvl>
     <w:lvl w:ilvl="1">
       <w:start w:val="1"/>
-      <w:numFmt w:val="bullet"/>
-      <w:lvlText w:val="○"/>
+      <w:numFmt w:val="lowerLetter"/>
+      <w:lvlText w:val="%2."/>
       <w:lvlJc w:val="left"/>
       <w:pPr>
         <w:ind w:left="1440" w:hanging="360"/>
@@ -868,9 +1698,9 @@
     </w:lvl>
     <w:lvl w:ilvl="2">
       <w:start w:val="1"/>
-      <w:numFmt w:val="bullet"/>
-      <w:lvlText w:val="■"/>
-      <w:lvlJc w:val="left"/>
+      <w:numFmt w:val="lowerRoman"/>
+      <w:lvlText w:val="%3."/>
+      <w:lvlJc w:val="right"/>
       <w:pPr>
         <w:ind w:left="2160" w:hanging="360"/>
       </w:pPr>
@@ -880,8 +1710,8 @@
     </w:lvl>
     <w:lvl w:ilvl="3">
       <w:start w:val="1"/>
-      <w:numFmt w:val="bullet"/>
-      <w:lvlText w:val="●"/>
+      <w:numFmt w:val="decimal"/>
+      <w:lvlText w:val="%4."/>
       <w:lvlJc w:val="left"/>
       <w:pPr>
         <w:ind w:left="2880" w:hanging="360"/>
@@ -892,8 +1722,8 @@
     </w:lvl>
     <w:lvl w:ilvl="4">
       <w:start w:val="1"/>
-      <w:numFmt w:val="bullet"/>
-      <w:lvlText w:val="○"/>
+      <w:numFmt w:val="lowerLetter"/>
+      <w:lvlText w:val="%5."/>
       <w:lvlJc w:val="left"/>
       <w:pPr>
         <w:ind w:left="3600" w:hanging="360"/>
@@ -904,9 +1734,9 @@
     </w:lvl>
     <w:lvl w:ilvl="5">
       <w:start w:val="1"/>
-      <w:numFmt w:val="bullet"/>
-      <w:lvlText w:val="■"/>
-      <w:lvlJc w:val="left"/>
+      <w:numFmt w:val="lowerRoman"/>
+      <w:lvlText w:val="%6."/>
+      <w:lvlJc w:val="right"/>
       <w:pPr>
         <w:ind w:left="4320" w:hanging="360"/>
       </w:pPr>
@@ -916,8 +1746,8 @@
     </w:lvl>
     <w:lvl w:ilvl="6">
       <w:start w:val="1"/>
-      <w:numFmt w:val="bullet"/>
-      <w:lvlText w:val="●"/>
+      <w:numFmt w:val="decimal"/>
+      <w:lvlText w:val="%7."/>
       <w:lvlJc w:val="left"/>
       <w:pPr>
         <w:ind w:left="5040" w:hanging="360"/>
@@ -928,8 +1758,8 @@
     </w:lvl>
     <w:lvl w:ilvl="7">
       <w:start w:val="1"/>
-      <w:numFmt w:val="bullet"/>
-      <w:lvlText w:val="○"/>
+      <w:numFmt w:val="lowerLetter"/>
+      <w:lvlText w:val="%8."/>
       <w:lvlJc w:val="left"/>
       <w:pPr>
         <w:ind w:left="5760" w:hanging="360"/>
@@ -940,9 +1770,9 @@
     </w:lvl>
     <w:lvl w:ilvl="8">
       <w:start w:val="1"/>
-      <w:numFmt w:val="bullet"/>
-      <w:lvlText w:val="■"/>
-      <w:lvlJc w:val="left"/>
+      <w:numFmt w:val="lowerRoman"/>
+      <w:lvlText w:val="%9."/>
+      <w:lvlJc w:val="right"/>
       <w:pPr>
         <w:ind w:left="6480" w:hanging="360"/>
       </w:pPr>
@@ -954,8 +1784,20 @@
   <w:abstractNum w:abstractNumId="2">
     <w:lvl w:ilvl="0">
       <w:start w:val="1"/>
-      <w:numFmt w:val="bullet"/>
-      <w:lvlText w:val="-"/>
+      <w:numFmt w:val="decimal"/>
+      <w:lvlText w:val="%1."/>
+      <w:lvlJc w:val="left"/>
+      <w:pPr>
+        <w:ind w:left="720" w:hanging="360"/>
+      </w:pPr>
+      <w:rPr>
+        <w:u w:val="none"/>
+      </w:rPr>
+    </w:lvl>
+    <w:lvl w:ilvl="1">
+      <w:start w:val="1"/>
+      <w:numFmt w:val="lowerLetter"/>
+      <w:lvlText w:val="%2."/>
       <w:lvlJc w:val="left"/>
       <w:pPr>
         <w:ind w:left="1440" w:hanging="360"/>
@@ -964,11 +1806,11 @@
         <w:u w:val="none"/>
       </w:rPr>
     </w:lvl>
-    <w:lvl w:ilvl="1">
-      <w:start w:val="1"/>
-      <w:numFmt w:val="bullet"/>
-      <w:lvlText w:val="-"/>
-      <w:lvlJc w:val="left"/>
+    <w:lvl w:ilvl="2">
+      <w:start w:val="1"/>
+      <w:numFmt w:val="lowerRoman"/>
+      <w:lvlText w:val="%3."/>
+      <w:lvlJc w:val="right"/>
       <w:pPr>
         <w:ind w:left="2160" w:hanging="360"/>
       </w:pPr>
@@ -976,10 +1818,10 @@
         <w:u w:val="none"/>
       </w:rPr>
     </w:lvl>
-    <w:lvl w:ilvl="2">
-      <w:start w:val="1"/>
-      <w:numFmt w:val="bullet"/>
-      <w:lvlText w:val="-"/>
+    <w:lvl w:ilvl="3">
+      <w:start w:val="1"/>
+      <w:numFmt w:val="decimal"/>
+      <w:lvlText w:val="%4."/>
       <w:lvlJc w:val="left"/>
       <w:pPr>
         <w:ind w:left="2880" w:hanging="360"/>
@@ -988,10 +1830,10 @@
         <w:u w:val="none"/>
       </w:rPr>
     </w:lvl>
-    <w:lvl w:ilvl="3">
-      <w:start w:val="1"/>
-      <w:numFmt w:val="bullet"/>
-      <w:lvlText w:val="-"/>
+    <w:lvl w:ilvl="4">
+      <w:start w:val="1"/>
+      <w:numFmt w:val="lowerLetter"/>
+      <w:lvlText w:val="%5."/>
       <w:lvlJc w:val="left"/>
       <w:pPr>
         <w:ind w:left="3600" w:hanging="360"/>
@@ -1000,11 +1842,11 @@
         <w:u w:val="none"/>
       </w:rPr>
     </w:lvl>
-    <w:lvl w:ilvl="4">
-      <w:start w:val="1"/>
-      <w:numFmt w:val="bullet"/>
-      <w:lvlText w:val="-"/>
-      <w:lvlJc w:val="left"/>
+    <w:lvl w:ilvl="5">
+      <w:start w:val="1"/>
+      <w:numFmt w:val="lowerRoman"/>
+      <w:lvlText w:val="%6."/>
+      <w:lvlJc w:val="right"/>
       <w:pPr>
         <w:ind w:left="4320" w:hanging="360"/>
       </w:pPr>
@@ -1012,10 +1854,10 @@
         <w:u w:val="none"/>
       </w:rPr>
     </w:lvl>
-    <w:lvl w:ilvl="5">
-      <w:start w:val="1"/>
-      <w:numFmt w:val="bullet"/>
-      <w:lvlText w:val="-"/>
+    <w:lvl w:ilvl="6">
+      <w:start w:val="1"/>
+      <w:numFmt w:val="decimal"/>
+      <w:lvlText w:val="%7."/>
       <w:lvlJc w:val="left"/>
       <w:pPr>
         <w:ind w:left="5040" w:hanging="360"/>
@@ -1024,10 +1866,10 @@
         <w:u w:val="none"/>
       </w:rPr>
     </w:lvl>
-    <w:lvl w:ilvl="6">
-      <w:start w:val="1"/>
-      <w:numFmt w:val="bullet"/>
-      <w:lvlText w:val="-"/>
+    <w:lvl w:ilvl="7">
+      <w:start w:val="1"/>
+      <w:numFmt w:val="lowerLetter"/>
+      <w:lvlText w:val="%8."/>
       <w:lvlJc w:val="left"/>
       <w:pPr>
         <w:ind w:left="5760" w:hanging="360"/>
@@ -1036,25 +1878,13 @@
         <w:u w:val="none"/>
       </w:rPr>
     </w:lvl>
-    <w:lvl w:ilvl="7">
-      <w:start w:val="1"/>
-      <w:numFmt w:val="bullet"/>
-      <w:lvlText w:val="-"/>
-      <w:lvlJc w:val="left"/>
+    <w:lvl w:ilvl="8">
+      <w:start w:val="1"/>
+      <w:numFmt w:val="lowerRoman"/>
+      <w:lvlText w:val="%9."/>
+      <w:lvlJc w:val="right"/>
       <w:pPr>
         <w:ind w:left="6480" w:hanging="360"/>
-      </w:pPr>
-      <w:rPr>
-        <w:u w:val="none"/>
-      </w:rPr>
-    </w:lvl>
-    <w:lvl w:ilvl="8">
-      <w:start w:val="1"/>
-      <w:numFmt w:val="bullet"/>
-      <w:lvlText w:val="-"/>
-      <w:lvlJc w:val="left"/>
-      <w:pPr>
-        <w:ind w:left="7200" w:hanging="360"/>
       </w:pPr>
       <w:rPr>
         <w:u w:val="none"/>
@@ -1174,8 +2004,8 @@
   <w:abstractNum w:abstractNumId="4">
     <w:lvl w:ilvl="0">
       <w:start w:val="1"/>
-      <w:numFmt w:val="bullet"/>
-      <w:lvlText w:val="●"/>
+      <w:numFmt w:val="decimal"/>
+      <w:lvlText w:val="%1."/>
       <w:lvlJc w:val="left"/>
       <w:pPr>
         <w:ind w:left="720" w:hanging="360"/>
@@ -1186,8 +2016,8 @@
     </w:lvl>
     <w:lvl w:ilvl="1">
       <w:start w:val="1"/>
-      <w:numFmt w:val="bullet"/>
-      <w:lvlText w:val="○"/>
+      <w:numFmt w:val="lowerLetter"/>
+      <w:lvlText w:val="%2."/>
       <w:lvlJc w:val="left"/>
       <w:pPr>
         <w:ind w:left="1440" w:hanging="360"/>
@@ -1198,9 +2028,9 @@
     </w:lvl>
     <w:lvl w:ilvl="2">
       <w:start w:val="1"/>
-      <w:numFmt w:val="bullet"/>
-      <w:lvlText w:val="■"/>
-      <w:lvlJc w:val="left"/>
+      <w:numFmt w:val="lowerRoman"/>
+      <w:lvlText w:val="%3."/>
+      <w:lvlJc w:val="right"/>
       <w:pPr>
         <w:ind w:left="2160" w:hanging="360"/>
       </w:pPr>
@@ -1210,8 +2040,8 @@
     </w:lvl>
     <w:lvl w:ilvl="3">
       <w:start w:val="1"/>
-      <w:numFmt w:val="bullet"/>
-      <w:lvlText w:val="●"/>
+      <w:numFmt w:val="decimal"/>
+      <w:lvlText w:val="%4."/>
       <w:lvlJc w:val="left"/>
       <w:pPr>
         <w:ind w:left="2880" w:hanging="360"/>
@@ -1222,8 +2052,8 @@
     </w:lvl>
     <w:lvl w:ilvl="4">
       <w:start w:val="1"/>
-      <w:numFmt w:val="bullet"/>
-      <w:lvlText w:val="○"/>
+      <w:numFmt w:val="lowerLetter"/>
+      <w:lvlText w:val="%5."/>
       <w:lvlJc w:val="left"/>
       <w:pPr>
         <w:ind w:left="3600" w:hanging="360"/>
@@ -1234,9 +2064,9 @@
     </w:lvl>
     <w:lvl w:ilvl="5">
       <w:start w:val="1"/>
-      <w:numFmt w:val="bullet"/>
-      <w:lvlText w:val="■"/>
-      <w:lvlJc w:val="left"/>
+      <w:numFmt w:val="lowerRoman"/>
+      <w:lvlText w:val="%6."/>
+      <w:lvlJc w:val="right"/>
       <w:pPr>
         <w:ind w:left="4320" w:hanging="360"/>
       </w:pPr>
@@ -1246,8 +2076,8 @@
     </w:lvl>
     <w:lvl w:ilvl="6">
       <w:start w:val="1"/>
-      <w:numFmt w:val="bullet"/>
-      <w:lvlText w:val="●"/>
+      <w:numFmt w:val="decimal"/>
+      <w:lvlText w:val="%7."/>
       <w:lvlJc w:val="left"/>
       <w:pPr>
         <w:ind w:left="5040" w:hanging="360"/>
@@ -1258,8 +2088,8 @@
     </w:lvl>
     <w:lvl w:ilvl="7">
       <w:start w:val="1"/>
-      <w:numFmt w:val="bullet"/>
-      <w:lvlText w:val="○"/>
+      <w:numFmt w:val="lowerLetter"/>
+      <w:lvlText w:val="%8."/>
       <w:lvlJc w:val="left"/>
       <w:pPr>
         <w:ind w:left="5760" w:hanging="360"/>
@@ -1270,9 +2100,9 @@
     </w:lvl>
     <w:lvl w:ilvl="8">
       <w:start w:val="1"/>
-      <w:numFmt w:val="bullet"/>
-      <w:lvlText w:val="■"/>
-      <w:lvlJc w:val="left"/>
+      <w:numFmt w:val="lowerRoman"/>
+      <w:lvlText w:val="%9."/>
+      <w:lvlJc w:val="right"/>
       <w:pPr>
         <w:ind w:left="6480" w:hanging="360"/>
       </w:pPr>
@@ -1394,8 +2224,8 @@
   <w:abstractNum w:abstractNumId="6">
     <w:lvl w:ilvl="0">
       <w:start w:val="1"/>
-      <w:numFmt w:val="bullet"/>
-      <w:lvlText w:val="●"/>
+      <w:numFmt w:val="decimal"/>
+      <w:lvlText w:val="%1."/>
       <w:lvlJc w:val="left"/>
       <w:pPr>
         <w:ind w:left="720" w:hanging="360"/>
@@ -1406,8 +2236,8 @@
     </w:lvl>
     <w:lvl w:ilvl="1">
       <w:start w:val="1"/>
-      <w:numFmt w:val="bullet"/>
-      <w:lvlText w:val="○"/>
+      <w:numFmt w:val="lowerLetter"/>
+      <w:lvlText w:val="%2."/>
       <w:lvlJc w:val="left"/>
       <w:pPr>
         <w:ind w:left="1440" w:hanging="360"/>
@@ -1418,9 +2248,9 @@
     </w:lvl>
     <w:lvl w:ilvl="2">
       <w:start w:val="1"/>
-      <w:numFmt w:val="bullet"/>
-      <w:lvlText w:val="■"/>
-      <w:lvlJc w:val="left"/>
+      <w:numFmt w:val="lowerRoman"/>
+      <w:lvlText w:val="%3."/>
+      <w:lvlJc w:val="right"/>
       <w:pPr>
         <w:ind w:left="2160" w:hanging="360"/>
       </w:pPr>
@@ -1430,8 +2260,8 @@
     </w:lvl>
     <w:lvl w:ilvl="3">
       <w:start w:val="1"/>
-      <w:numFmt w:val="bullet"/>
-      <w:lvlText w:val="●"/>
+      <w:numFmt w:val="decimal"/>
+      <w:lvlText w:val="%4."/>
       <w:lvlJc w:val="left"/>
       <w:pPr>
         <w:ind w:left="2880" w:hanging="360"/>
@@ -1442,8 +2272,8 @@
     </w:lvl>
     <w:lvl w:ilvl="4">
       <w:start w:val="1"/>
-      <w:numFmt w:val="bullet"/>
-      <w:lvlText w:val="○"/>
+      <w:numFmt w:val="lowerLetter"/>
+      <w:lvlText w:val="%5."/>
       <w:lvlJc w:val="left"/>
       <w:pPr>
         <w:ind w:left="3600" w:hanging="360"/>
@@ -1454,9 +2284,9 @@
     </w:lvl>
     <w:lvl w:ilvl="5">
       <w:start w:val="1"/>
-      <w:numFmt w:val="bullet"/>
-      <w:lvlText w:val="■"/>
-      <w:lvlJc w:val="left"/>
+      <w:numFmt w:val="lowerRoman"/>
+      <w:lvlText w:val="%6."/>
+      <w:lvlJc w:val="right"/>
       <w:pPr>
         <w:ind w:left="4320" w:hanging="360"/>
       </w:pPr>
@@ -1466,8 +2296,8 @@
     </w:lvl>
     <w:lvl w:ilvl="6">
       <w:start w:val="1"/>
-      <w:numFmt w:val="bullet"/>
-      <w:lvlText w:val="●"/>
+      <w:numFmt w:val="decimal"/>
+      <w:lvlText w:val="%7."/>
       <w:lvlJc w:val="left"/>
       <w:pPr>
         <w:ind w:left="5040" w:hanging="360"/>
@@ -1478,8 +2308,8 @@
     </w:lvl>
     <w:lvl w:ilvl="7">
       <w:start w:val="1"/>
-      <w:numFmt w:val="bullet"/>
-      <w:lvlText w:val="○"/>
+      <w:numFmt w:val="lowerLetter"/>
+      <w:lvlText w:val="%8."/>
       <w:lvlJc w:val="left"/>
       <w:pPr>
         <w:ind w:left="5760" w:hanging="360"/>
@@ -1490,9 +2320,9 @@
     </w:lvl>
     <w:lvl w:ilvl="8">
       <w:start w:val="1"/>
-      <w:numFmt w:val="bullet"/>
-      <w:lvlText w:val="■"/>
-      <w:lvlJc w:val="left"/>
+      <w:numFmt w:val="lowerRoman"/>
+      <w:lvlText w:val="%9."/>
+      <w:lvlJc w:val="right"/>
       <w:pPr>
         <w:ind w:left="6480" w:hanging="360"/>
       </w:pPr>
@@ -1508,7 +2338,7 @@
       <w:lvlText w:val="%1."/>
       <w:lvlJc w:val="left"/>
       <w:pPr>
-        <w:ind w:left="1440" w:hanging="360"/>
+        <w:ind w:left="720" w:hanging="360"/>
       </w:pPr>
       <w:rPr>
         <w:u w:val="none"/>
@@ -1520,7 +2350,7 @@
       <w:lvlText w:val="%2."/>
       <w:lvlJc w:val="left"/>
       <w:pPr>
-        <w:ind w:left="2160" w:hanging="360"/>
+        <w:ind w:left="1440" w:hanging="360"/>
       </w:pPr>
       <w:rPr>
         <w:u w:val="none"/>
@@ -1532,7 +2362,7 @@
       <w:lvlText w:val="%3."/>
       <w:lvlJc w:val="right"/>
       <w:pPr>
-        <w:ind w:left="2880" w:hanging="360"/>
+        <w:ind w:left="2160" w:hanging="360"/>
       </w:pPr>
       <w:rPr>
         <w:u w:val="none"/>
@@ -1544,7 +2374,7 @@
       <w:lvlText w:val="%4."/>
       <w:lvlJc w:val="left"/>
       <w:pPr>
-        <w:ind w:left="3600" w:hanging="360"/>
+        <w:ind w:left="2880" w:hanging="360"/>
       </w:pPr>
       <w:rPr>
         <w:u w:val="none"/>
@@ -1556,7 +2386,7 @@
       <w:lvlText w:val="%5."/>
       <w:lvlJc w:val="left"/>
       <w:pPr>
-        <w:ind w:left="4320" w:hanging="360"/>
+        <w:ind w:left="3600" w:hanging="360"/>
       </w:pPr>
       <w:rPr>
         <w:u w:val="none"/>
@@ -1568,7 +2398,7 @@
       <w:lvlText w:val="%6."/>
       <w:lvlJc w:val="right"/>
       <w:pPr>
-        <w:ind w:left="5040" w:hanging="360"/>
+        <w:ind w:left="4320" w:hanging="360"/>
       </w:pPr>
       <w:rPr>
         <w:u w:val="none"/>
@@ -1580,7 +2410,7 @@
       <w:lvlText w:val="%7."/>
       <w:lvlJc w:val="left"/>
       <w:pPr>
-        <w:ind w:left="5760" w:hanging="360"/>
+        <w:ind w:left="5040" w:hanging="360"/>
       </w:pPr>
       <w:rPr>
         <w:u w:val="none"/>
@@ -1592,7 +2422,7 @@
       <w:lvlText w:val="%8."/>
       <w:lvlJc w:val="left"/>
       <w:pPr>
-        <w:ind w:left="6480" w:hanging="360"/>
+        <w:ind w:left="5760" w:hanging="360"/>
       </w:pPr>
       <w:rPr>
         <w:u w:val="none"/>
@@ -1604,7 +2434,7 @@
       <w:lvlText w:val="%9."/>
       <w:lvlJc w:val="right"/>
       <w:pPr>
-        <w:ind w:left="7200" w:hanging="360"/>
+        <w:ind w:left="6480" w:hanging="360"/>
       </w:pPr>
       <w:rPr>
         <w:u w:val="none"/>
@@ -1612,6 +2442,666 @@
     </w:lvl>
   </w:abstractNum>
   <w:abstractNum w:abstractNumId="8">
+    <w:lvl w:ilvl="0">
+      <w:start w:val="1"/>
+      <w:numFmt w:val="bullet"/>
+      <w:lvlText w:val="●"/>
+      <w:lvlJc w:val="left"/>
+      <w:pPr>
+        <w:ind w:left="720" w:hanging="360"/>
+      </w:pPr>
+      <w:rPr>
+        <w:u w:val="none"/>
+      </w:rPr>
+    </w:lvl>
+    <w:lvl w:ilvl="1">
+      <w:start w:val="1"/>
+      <w:numFmt w:val="bullet"/>
+      <w:lvlText w:val="○"/>
+      <w:lvlJc w:val="left"/>
+      <w:pPr>
+        <w:ind w:left="1440" w:hanging="360"/>
+      </w:pPr>
+      <w:rPr>
+        <w:u w:val="none"/>
+      </w:rPr>
+    </w:lvl>
+    <w:lvl w:ilvl="2">
+      <w:start w:val="1"/>
+      <w:numFmt w:val="bullet"/>
+      <w:lvlText w:val="■"/>
+      <w:lvlJc w:val="left"/>
+      <w:pPr>
+        <w:ind w:left="2160" w:hanging="360"/>
+      </w:pPr>
+      <w:rPr>
+        <w:u w:val="none"/>
+      </w:rPr>
+    </w:lvl>
+    <w:lvl w:ilvl="3">
+      <w:start w:val="1"/>
+      <w:numFmt w:val="bullet"/>
+      <w:lvlText w:val="●"/>
+      <w:lvlJc w:val="left"/>
+      <w:pPr>
+        <w:ind w:left="2880" w:hanging="360"/>
+      </w:pPr>
+      <w:rPr>
+        <w:u w:val="none"/>
+      </w:rPr>
+    </w:lvl>
+    <w:lvl w:ilvl="4">
+      <w:start w:val="1"/>
+      <w:numFmt w:val="bullet"/>
+      <w:lvlText w:val="○"/>
+      <w:lvlJc w:val="left"/>
+      <w:pPr>
+        <w:ind w:left="3600" w:hanging="360"/>
+      </w:pPr>
+      <w:rPr>
+        <w:u w:val="none"/>
+      </w:rPr>
+    </w:lvl>
+    <w:lvl w:ilvl="5">
+      <w:start w:val="1"/>
+      <w:numFmt w:val="bullet"/>
+      <w:lvlText w:val="■"/>
+      <w:lvlJc w:val="left"/>
+      <w:pPr>
+        <w:ind w:left="4320" w:hanging="360"/>
+      </w:pPr>
+      <w:rPr>
+        <w:u w:val="none"/>
+      </w:rPr>
+    </w:lvl>
+    <w:lvl w:ilvl="6">
+      <w:start w:val="1"/>
+      <w:numFmt w:val="bullet"/>
+      <w:lvlText w:val="●"/>
+      <w:lvlJc w:val="left"/>
+      <w:pPr>
+        <w:ind w:left="5040" w:hanging="360"/>
+      </w:pPr>
+      <w:rPr>
+        <w:u w:val="none"/>
+      </w:rPr>
+    </w:lvl>
+    <w:lvl w:ilvl="7">
+      <w:start w:val="1"/>
+      <w:numFmt w:val="bullet"/>
+      <w:lvlText w:val="○"/>
+      <w:lvlJc w:val="left"/>
+      <w:pPr>
+        <w:ind w:left="5760" w:hanging="360"/>
+      </w:pPr>
+      <w:rPr>
+        <w:u w:val="none"/>
+      </w:rPr>
+    </w:lvl>
+    <w:lvl w:ilvl="8">
+      <w:start w:val="1"/>
+      <w:numFmt w:val="bullet"/>
+      <w:lvlText w:val="■"/>
+      <w:lvlJc w:val="left"/>
+      <w:pPr>
+        <w:ind w:left="6480" w:hanging="360"/>
+      </w:pPr>
+      <w:rPr>
+        <w:u w:val="none"/>
+      </w:rPr>
+    </w:lvl>
+  </w:abstractNum>
+  <w:abstractNum w:abstractNumId="9">
+    <w:lvl w:ilvl="0">
+      <w:start w:val="1"/>
+      <w:numFmt w:val="decimal"/>
+      <w:lvlText w:val="%1."/>
+      <w:lvlJc w:val="left"/>
+      <w:pPr>
+        <w:ind w:left="720" w:hanging="360"/>
+      </w:pPr>
+      <w:rPr>
+        <w:u w:val="none"/>
+      </w:rPr>
+    </w:lvl>
+    <w:lvl w:ilvl="1">
+      <w:start w:val="1"/>
+      <w:numFmt w:val="lowerLetter"/>
+      <w:lvlText w:val="%2."/>
+      <w:lvlJc w:val="left"/>
+      <w:pPr>
+        <w:ind w:left="1440" w:hanging="360"/>
+      </w:pPr>
+      <w:rPr>
+        <w:u w:val="none"/>
+      </w:rPr>
+    </w:lvl>
+    <w:lvl w:ilvl="2">
+      <w:start w:val="1"/>
+      <w:numFmt w:val="lowerRoman"/>
+      <w:lvlText w:val="%3."/>
+      <w:lvlJc w:val="right"/>
+      <w:pPr>
+        <w:ind w:left="2160" w:hanging="360"/>
+      </w:pPr>
+      <w:rPr>
+        <w:u w:val="none"/>
+      </w:rPr>
+    </w:lvl>
+    <w:lvl w:ilvl="3">
+      <w:start w:val="1"/>
+      <w:numFmt w:val="decimal"/>
+      <w:lvlText w:val="%4."/>
+      <w:lvlJc w:val="left"/>
+      <w:pPr>
+        <w:ind w:left="2880" w:hanging="360"/>
+      </w:pPr>
+      <w:rPr>
+        <w:u w:val="none"/>
+      </w:rPr>
+    </w:lvl>
+    <w:lvl w:ilvl="4">
+      <w:start w:val="1"/>
+      <w:numFmt w:val="lowerLetter"/>
+      <w:lvlText w:val="%5."/>
+      <w:lvlJc w:val="left"/>
+      <w:pPr>
+        <w:ind w:left="3600" w:hanging="360"/>
+      </w:pPr>
+      <w:rPr>
+        <w:u w:val="none"/>
+      </w:rPr>
+    </w:lvl>
+    <w:lvl w:ilvl="5">
+      <w:start w:val="1"/>
+      <w:numFmt w:val="lowerRoman"/>
+      <w:lvlText w:val="%6."/>
+      <w:lvlJc w:val="right"/>
+      <w:pPr>
+        <w:ind w:left="4320" w:hanging="360"/>
+      </w:pPr>
+      <w:rPr>
+        <w:u w:val="none"/>
+      </w:rPr>
+    </w:lvl>
+    <w:lvl w:ilvl="6">
+      <w:start w:val="1"/>
+      <w:numFmt w:val="decimal"/>
+      <w:lvlText w:val="%7."/>
+      <w:lvlJc w:val="left"/>
+      <w:pPr>
+        <w:ind w:left="5040" w:hanging="360"/>
+      </w:pPr>
+      <w:rPr>
+        <w:u w:val="none"/>
+      </w:rPr>
+    </w:lvl>
+    <w:lvl w:ilvl="7">
+      <w:start w:val="1"/>
+      <w:numFmt w:val="lowerLetter"/>
+      <w:lvlText w:val="%8."/>
+      <w:lvlJc w:val="left"/>
+      <w:pPr>
+        <w:ind w:left="5760" w:hanging="360"/>
+      </w:pPr>
+      <w:rPr>
+        <w:u w:val="none"/>
+      </w:rPr>
+    </w:lvl>
+    <w:lvl w:ilvl="8">
+      <w:start w:val="1"/>
+      <w:numFmt w:val="lowerRoman"/>
+      <w:lvlText w:val="%9."/>
+      <w:lvlJc w:val="right"/>
+      <w:pPr>
+        <w:ind w:left="6480" w:hanging="360"/>
+      </w:pPr>
+      <w:rPr>
+        <w:u w:val="none"/>
+      </w:rPr>
+    </w:lvl>
+  </w:abstractNum>
+  <w:abstractNum w:abstractNumId="10">
+    <w:lvl w:ilvl="0">
+      <w:start w:val="1"/>
+      <w:numFmt w:val="bullet"/>
+      <w:lvlText w:val="●"/>
+      <w:lvlJc w:val="left"/>
+      <w:pPr>
+        <w:ind w:left="720" w:hanging="360"/>
+      </w:pPr>
+      <w:rPr>
+        <w:u w:val="none"/>
+      </w:rPr>
+    </w:lvl>
+    <w:lvl w:ilvl="1">
+      <w:start w:val="1"/>
+      <w:numFmt w:val="bullet"/>
+      <w:lvlText w:val="○"/>
+      <w:lvlJc w:val="left"/>
+      <w:pPr>
+        <w:ind w:left="1440" w:hanging="360"/>
+      </w:pPr>
+      <w:rPr>
+        <w:u w:val="none"/>
+      </w:rPr>
+    </w:lvl>
+    <w:lvl w:ilvl="2">
+      <w:start w:val="1"/>
+      <w:numFmt w:val="bullet"/>
+      <w:lvlText w:val="■"/>
+      <w:lvlJc w:val="left"/>
+      <w:pPr>
+        <w:ind w:left="2160" w:hanging="360"/>
+      </w:pPr>
+      <w:rPr>
+        <w:u w:val="none"/>
+      </w:rPr>
+    </w:lvl>
+    <w:lvl w:ilvl="3">
+      <w:start w:val="1"/>
+      <w:numFmt w:val="bullet"/>
+      <w:lvlText w:val="●"/>
+      <w:lvlJc w:val="left"/>
+      <w:pPr>
+        <w:ind w:left="2880" w:hanging="360"/>
+      </w:pPr>
+      <w:rPr>
+        <w:u w:val="none"/>
+      </w:rPr>
+    </w:lvl>
+    <w:lvl w:ilvl="4">
+      <w:start w:val="1"/>
+      <w:numFmt w:val="bullet"/>
+      <w:lvlText w:val="○"/>
+      <w:lvlJc w:val="left"/>
+      <w:pPr>
+        <w:ind w:left="3600" w:hanging="360"/>
+      </w:pPr>
+      <w:rPr>
+        <w:u w:val="none"/>
+      </w:rPr>
+    </w:lvl>
+    <w:lvl w:ilvl="5">
+      <w:start w:val="1"/>
+      <w:numFmt w:val="bullet"/>
+      <w:lvlText w:val="■"/>
+      <w:lvlJc w:val="left"/>
+      <w:pPr>
+        <w:ind w:left="4320" w:hanging="360"/>
+      </w:pPr>
+      <w:rPr>
+        <w:u w:val="none"/>
+      </w:rPr>
+    </w:lvl>
+    <w:lvl w:ilvl="6">
+      <w:start w:val="1"/>
+      <w:numFmt w:val="bullet"/>
+      <w:lvlText w:val="●"/>
+      <w:lvlJc w:val="left"/>
+      <w:pPr>
+        <w:ind w:left="5040" w:hanging="360"/>
+      </w:pPr>
+      <w:rPr>
+        <w:u w:val="none"/>
+      </w:rPr>
+    </w:lvl>
+    <w:lvl w:ilvl="7">
+      <w:start w:val="1"/>
+      <w:numFmt w:val="bullet"/>
+      <w:lvlText w:val="○"/>
+      <w:lvlJc w:val="left"/>
+      <w:pPr>
+        <w:ind w:left="5760" w:hanging="360"/>
+      </w:pPr>
+      <w:rPr>
+        <w:u w:val="none"/>
+      </w:rPr>
+    </w:lvl>
+    <w:lvl w:ilvl="8">
+      <w:start w:val="1"/>
+      <w:numFmt w:val="bullet"/>
+      <w:lvlText w:val="■"/>
+      <w:lvlJc w:val="left"/>
+      <w:pPr>
+        <w:ind w:left="6480" w:hanging="360"/>
+      </w:pPr>
+      <w:rPr>
+        <w:u w:val="none"/>
+      </w:rPr>
+    </w:lvl>
+  </w:abstractNum>
+  <w:abstractNum w:abstractNumId="11">
+    <w:lvl w:ilvl="0">
+      <w:start w:val="1"/>
+      <w:numFmt w:val="bullet"/>
+      <w:lvlText w:val="-"/>
+      <w:lvlJc w:val="left"/>
+      <w:pPr>
+        <w:ind w:left="1440" w:hanging="360"/>
+      </w:pPr>
+      <w:rPr>
+        <w:u w:val="none"/>
+      </w:rPr>
+    </w:lvl>
+    <w:lvl w:ilvl="1">
+      <w:start w:val="1"/>
+      <w:numFmt w:val="bullet"/>
+      <w:lvlText w:val="-"/>
+      <w:lvlJc w:val="left"/>
+      <w:pPr>
+        <w:ind w:left="2160" w:hanging="360"/>
+      </w:pPr>
+      <w:rPr>
+        <w:u w:val="none"/>
+      </w:rPr>
+    </w:lvl>
+    <w:lvl w:ilvl="2">
+      <w:start w:val="1"/>
+      <w:numFmt w:val="bullet"/>
+      <w:lvlText w:val="-"/>
+      <w:lvlJc w:val="left"/>
+      <w:pPr>
+        <w:ind w:left="2880" w:hanging="360"/>
+      </w:pPr>
+      <w:rPr>
+        <w:u w:val="none"/>
+      </w:rPr>
+    </w:lvl>
+    <w:lvl w:ilvl="3">
+      <w:start w:val="1"/>
+      <w:numFmt w:val="bullet"/>
+      <w:lvlText w:val="-"/>
+      <w:lvlJc w:val="left"/>
+      <w:pPr>
+        <w:ind w:left="3600" w:hanging="360"/>
+      </w:pPr>
+      <w:rPr>
+        <w:u w:val="none"/>
+      </w:rPr>
+    </w:lvl>
+    <w:lvl w:ilvl="4">
+      <w:start w:val="1"/>
+      <w:numFmt w:val="bullet"/>
+      <w:lvlText w:val="-"/>
+      <w:lvlJc w:val="left"/>
+      <w:pPr>
+        <w:ind w:left="4320" w:hanging="360"/>
+      </w:pPr>
+      <w:rPr>
+        <w:u w:val="none"/>
+      </w:rPr>
+    </w:lvl>
+    <w:lvl w:ilvl="5">
+      <w:start w:val="1"/>
+      <w:numFmt w:val="bullet"/>
+      <w:lvlText w:val="-"/>
+      <w:lvlJc w:val="left"/>
+      <w:pPr>
+        <w:ind w:left="5040" w:hanging="360"/>
+      </w:pPr>
+      <w:rPr>
+        <w:u w:val="none"/>
+      </w:rPr>
+    </w:lvl>
+    <w:lvl w:ilvl="6">
+      <w:start w:val="1"/>
+      <w:numFmt w:val="bullet"/>
+      <w:lvlText w:val="-"/>
+      <w:lvlJc w:val="left"/>
+      <w:pPr>
+        <w:ind w:left="5760" w:hanging="360"/>
+      </w:pPr>
+      <w:rPr>
+        <w:u w:val="none"/>
+      </w:rPr>
+    </w:lvl>
+    <w:lvl w:ilvl="7">
+      <w:start w:val="1"/>
+      <w:numFmt w:val="bullet"/>
+      <w:lvlText w:val="-"/>
+      <w:lvlJc w:val="left"/>
+      <w:pPr>
+        <w:ind w:left="6480" w:hanging="360"/>
+      </w:pPr>
+      <w:rPr>
+        <w:u w:val="none"/>
+      </w:rPr>
+    </w:lvl>
+    <w:lvl w:ilvl="8">
+      <w:start w:val="1"/>
+      <w:numFmt w:val="bullet"/>
+      <w:lvlText w:val="-"/>
+      <w:lvlJc w:val="left"/>
+      <w:pPr>
+        <w:ind w:left="7200" w:hanging="360"/>
+      </w:pPr>
+      <w:rPr>
+        <w:u w:val="none"/>
+      </w:rPr>
+    </w:lvl>
+  </w:abstractNum>
+  <w:abstractNum w:abstractNumId="12">
+    <w:lvl w:ilvl="0">
+      <w:start w:val="1"/>
+      <w:numFmt w:val="bullet"/>
+      <w:lvlText w:val="●"/>
+      <w:lvlJc w:val="left"/>
+      <w:pPr>
+        <w:ind w:left="720" w:hanging="360"/>
+      </w:pPr>
+      <w:rPr>
+        <w:u w:val="none"/>
+      </w:rPr>
+    </w:lvl>
+    <w:lvl w:ilvl="1">
+      <w:start w:val="1"/>
+      <w:numFmt w:val="bullet"/>
+      <w:lvlText w:val="○"/>
+      <w:lvlJc w:val="left"/>
+      <w:pPr>
+        <w:ind w:left="1440" w:hanging="360"/>
+      </w:pPr>
+      <w:rPr>
+        <w:u w:val="none"/>
+      </w:rPr>
+    </w:lvl>
+    <w:lvl w:ilvl="2">
+      <w:start w:val="1"/>
+      <w:numFmt w:val="bullet"/>
+      <w:lvlText w:val="■"/>
+      <w:lvlJc w:val="left"/>
+      <w:pPr>
+        <w:ind w:left="2160" w:hanging="360"/>
+      </w:pPr>
+      <w:rPr>
+        <w:u w:val="none"/>
+      </w:rPr>
+    </w:lvl>
+    <w:lvl w:ilvl="3">
+      <w:start w:val="1"/>
+      <w:numFmt w:val="bullet"/>
+      <w:lvlText w:val="●"/>
+      <w:lvlJc w:val="left"/>
+      <w:pPr>
+        <w:ind w:left="2880" w:hanging="360"/>
+      </w:pPr>
+      <w:rPr>
+        <w:u w:val="none"/>
+      </w:rPr>
+    </w:lvl>
+    <w:lvl w:ilvl="4">
+      <w:start w:val="1"/>
+      <w:numFmt w:val="bullet"/>
+      <w:lvlText w:val="○"/>
+      <w:lvlJc w:val="left"/>
+      <w:pPr>
+        <w:ind w:left="3600" w:hanging="360"/>
+      </w:pPr>
+      <w:rPr>
+        <w:u w:val="none"/>
+      </w:rPr>
+    </w:lvl>
+    <w:lvl w:ilvl="5">
+      <w:start w:val="1"/>
+      <w:numFmt w:val="bullet"/>
+      <w:lvlText w:val="■"/>
+      <w:lvlJc w:val="left"/>
+      <w:pPr>
+        <w:ind w:left="4320" w:hanging="360"/>
+      </w:pPr>
+      <w:rPr>
+        <w:u w:val="none"/>
+      </w:rPr>
+    </w:lvl>
+    <w:lvl w:ilvl="6">
+      <w:start w:val="1"/>
+      <w:numFmt w:val="bullet"/>
+      <w:lvlText w:val="●"/>
+      <w:lvlJc w:val="left"/>
+      <w:pPr>
+        <w:ind w:left="5040" w:hanging="360"/>
+      </w:pPr>
+      <w:rPr>
+        <w:u w:val="none"/>
+      </w:rPr>
+    </w:lvl>
+    <w:lvl w:ilvl="7">
+      <w:start w:val="1"/>
+      <w:numFmt w:val="bullet"/>
+      <w:lvlText w:val="○"/>
+      <w:lvlJc w:val="left"/>
+      <w:pPr>
+        <w:ind w:left="5760" w:hanging="360"/>
+      </w:pPr>
+      <w:rPr>
+        <w:u w:val="none"/>
+      </w:rPr>
+    </w:lvl>
+    <w:lvl w:ilvl="8">
+      <w:start w:val="1"/>
+      <w:numFmt w:val="bullet"/>
+      <w:lvlText w:val="■"/>
+      <w:lvlJc w:val="left"/>
+      <w:pPr>
+        <w:ind w:left="6480" w:hanging="360"/>
+      </w:pPr>
+      <w:rPr>
+        <w:u w:val="none"/>
+      </w:rPr>
+    </w:lvl>
+  </w:abstractNum>
+  <w:abstractNum w:abstractNumId="13">
+    <w:lvl w:ilvl="0">
+      <w:start w:val="1"/>
+      <w:numFmt w:val="decimal"/>
+      <w:lvlText w:val="%1."/>
+      <w:lvlJc w:val="left"/>
+      <w:pPr>
+        <w:ind w:left="1440" w:hanging="360"/>
+      </w:pPr>
+      <w:rPr>
+        <w:u w:val="none"/>
+      </w:rPr>
+    </w:lvl>
+    <w:lvl w:ilvl="1">
+      <w:start w:val="1"/>
+      <w:numFmt w:val="lowerLetter"/>
+      <w:lvlText w:val="%2."/>
+      <w:lvlJc w:val="left"/>
+      <w:pPr>
+        <w:ind w:left="2160" w:hanging="360"/>
+      </w:pPr>
+      <w:rPr>
+        <w:u w:val="none"/>
+      </w:rPr>
+    </w:lvl>
+    <w:lvl w:ilvl="2">
+      <w:start w:val="1"/>
+      <w:numFmt w:val="lowerRoman"/>
+      <w:lvlText w:val="%3."/>
+      <w:lvlJc w:val="right"/>
+      <w:pPr>
+        <w:ind w:left="2880" w:hanging="360"/>
+      </w:pPr>
+      <w:rPr>
+        <w:u w:val="none"/>
+      </w:rPr>
+    </w:lvl>
+    <w:lvl w:ilvl="3">
+      <w:start w:val="1"/>
+      <w:numFmt w:val="decimal"/>
+      <w:lvlText w:val="%4."/>
+      <w:lvlJc w:val="left"/>
+      <w:pPr>
+        <w:ind w:left="3600" w:hanging="360"/>
+      </w:pPr>
+      <w:rPr>
+        <w:u w:val="none"/>
+      </w:rPr>
+    </w:lvl>
+    <w:lvl w:ilvl="4">
+      <w:start w:val="1"/>
+      <w:numFmt w:val="lowerLetter"/>
+      <w:lvlText w:val="%5."/>
+      <w:lvlJc w:val="left"/>
+      <w:pPr>
+        <w:ind w:left="4320" w:hanging="360"/>
+      </w:pPr>
+      <w:rPr>
+        <w:u w:val="none"/>
+      </w:rPr>
+    </w:lvl>
+    <w:lvl w:ilvl="5">
+      <w:start w:val="1"/>
+      <w:numFmt w:val="lowerRoman"/>
+      <w:lvlText w:val="%6."/>
+      <w:lvlJc w:val="right"/>
+      <w:pPr>
+        <w:ind w:left="5040" w:hanging="360"/>
+      </w:pPr>
+      <w:rPr>
+        <w:u w:val="none"/>
+      </w:rPr>
+    </w:lvl>
+    <w:lvl w:ilvl="6">
+      <w:start w:val="1"/>
+      <w:numFmt w:val="decimal"/>
+      <w:lvlText w:val="%7."/>
+      <w:lvlJc w:val="left"/>
+      <w:pPr>
+        <w:ind w:left="5760" w:hanging="360"/>
+      </w:pPr>
+      <w:rPr>
+        <w:u w:val="none"/>
+      </w:rPr>
+    </w:lvl>
+    <w:lvl w:ilvl="7">
+      <w:start w:val="1"/>
+      <w:numFmt w:val="lowerLetter"/>
+      <w:lvlText w:val="%8."/>
+      <w:lvlJc w:val="left"/>
+      <w:pPr>
+        <w:ind w:left="6480" w:hanging="360"/>
+      </w:pPr>
+      <w:rPr>
+        <w:u w:val="none"/>
+      </w:rPr>
+    </w:lvl>
+    <w:lvl w:ilvl="8">
+      <w:start w:val="1"/>
+      <w:numFmt w:val="lowerRoman"/>
+      <w:lvlText w:val="%9."/>
+      <w:lvlJc w:val="right"/>
+      <w:pPr>
+        <w:ind w:left="7200" w:hanging="360"/>
+      </w:pPr>
+      <w:rPr>
+        <w:u w:val="none"/>
+      </w:rPr>
+    </w:lvl>
+  </w:abstractNum>
+  <w:abstractNum w:abstractNumId="14">
     <w:lvl w:ilvl="0">
       <w:start w:val="1"/>
       <w:numFmt w:val="decimal"/>
@@ -1744,6 +3234,24 @@
   </w:num>
   <w:num w:numId="8">
     <w:abstractNumId w:val="8"/>
+  </w:num>
+  <w:num w:numId="9">
+    <w:abstractNumId w:val="9"/>
+  </w:num>
+  <w:num w:numId="10">
+    <w:abstractNumId w:val="10"/>
+  </w:num>
+  <w:num w:numId="11">
+    <w:abstractNumId w:val="11"/>
+  </w:num>
+  <w:num w:numId="12">
+    <w:abstractNumId w:val="12"/>
+  </w:num>
+  <w:num w:numId="13">
+    <w:abstractNumId w:val="13"/>
+  </w:num>
+  <w:num w:numId="14">
+    <w:abstractNumId w:val="14"/>
   </w:num>
 </w:numbering>
 </file>
